--- a/Blog and Resources/Canadian Nuclear Laboratories NSDF Case Study Landmark Ruling on Indigenous Consultation and Traditional Law Recognition.docx
+++ b/Blog and Resources/Canadian Nuclear Laboratories NSDF Case Study Landmark Ruling on Indigenous Consultation and Traditional Law Recognition.docx
@@ -83,6 +83,16 @@
     <w:p>
       <w:pPr>
         <w:jc w:val="center"/>
+      </w:pPr>
+    </w:p>
+    <w:p>
+      <w:pPr>
+        <w:jc w:val="center"/>
+      </w:pPr>
+    </w:p>
+    <w:p>
+      <w:pPr>
+        <w:jc w:val="center"/>
         <w:rPr>
           <w:rFonts w:ascii="Prata" w:eastAsiaTheme="majorEastAsia" w:hAnsi="Prata" w:cstheme="majorBidi"/>
           <w:b/>
@@ -93,7 +103,16 @@
         </w:rPr>
       </w:pPr>
       <w:r>
-        <w:t>2026-01-15</w:t>
+        <w:t>2026-0</w:t>
+      </w:r>
+      <w:r>
+        <w:t>2</w:t>
+      </w:r>
+      <w:r>
+        <w:t>-</w:t>
+      </w:r>
+      <w:r>
+        <w:t>03</w:t>
       </w:r>
     </w:p>
     <w:p>
@@ -782,13 +801,13 @@
         <w:rPr>
           <w:rFonts w:ascii="Poppins" w:hAnsi="Poppins" w:cs="Poppins"/>
         </w:rPr>
-        <w:t>–––</w:t>
-      </w:r>
-      <w:r>
-        <w:rPr>
-          <w:rFonts w:ascii="Poppins" w:hAnsi="Poppins" w:cs="Poppins"/>
-        </w:rPr>
-        <w:t>d UNDA to consultation obligations</w:t>
+        <w:t>d</w:t>
+      </w:r>
+      <w:r>
+        <w:rPr>
+          <w:rFonts w:ascii="Poppins" w:hAnsi="Poppins" w:cs="Poppins"/>
+        </w:rPr>
+        <w:t xml:space="preserve"> UNDA to consultation obligations</w:t>
       </w:r>
     </w:p>
     <w:p>
@@ -1362,25 +1381,23 @@
           <w:b/>
           <w:bCs/>
         </w:rPr>
-        <w:t xml:space="preserve"> (for projects that fall under Federal </w:t>
-      </w:r>
-      <w:proofErr w:type="spellStart"/>
-      <w:r>
-        <w:rPr>
-          <w:rFonts w:ascii="Poppins" w:hAnsi="Poppins" w:cs="Poppins"/>
-          <w:b/>
-          <w:bCs/>
-        </w:rPr>
-        <w:t>juristion</w:t>
-      </w:r>
-      <w:proofErr w:type="spellEnd"/>
-      <w:r>
-        <w:rPr>
-          <w:rFonts w:ascii="Poppins" w:hAnsi="Poppins" w:cs="Poppins"/>
-          <w:b/>
-          <w:bCs/>
-        </w:rPr>
-        <w:t>)</w:t>
+        <w:t xml:space="preserve"> (for projects that fall under Federal juris</w:t>
+      </w:r>
+      <w:r>
+        <w:rPr>
+          <w:rFonts w:ascii="Poppins" w:hAnsi="Poppins" w:cs="Poppins"/>
+          <w:b/>
+          <w:bCs/>
+        </w:rPr>
+        <w:t>dic</w:t>
+      </w:r>
+      <w:r>
+        <w:rPr>
+          <w:rFonts w:ascii="Poppins" w:hAnsi="Poppins" w:cs="Poppins"/>
+          <w:b/>
+          <w:bCs/>
+        </w:rPr>
+        <w:t>tion)</w:t>
       </w:r>
     </w:p>
     <w:p>
@@ -1612,7 +1629,31 @@
         <w:rPr>
           <w:rFonts w:ascii="Poppins" w:hAnsi="Poppins" w:cs="Poppins"/>
         </w:rPr>
-        <w:t>The CNL ruling has profound implications for all resource development projects in Indigenous territories:</w:t>
+        <w:t>The CNL ruling has profound implications for</w:t>
+      </w:r>
+      <w:r>
+        <w:rPr>
+          <w:rFonts w:ascii="Poppins" w:hAnsi="Poppins" w:cs="Poppins"/>
+        </w:rPr>
+        <w:t xml:space="preserve"> Federal</w:t>
+      </w:r>
+      <w:r>
+        <w:rPr>
+          <w:rFonts w:ascii="Poppins" w:hAnsi="Poppins" w:cs="Poppins"/>
+        </w:rPr>
+        <w:t xml:space="preserve"> resource development projects</w:t>
+      </w:r>
+      <w:r>
+        <w:rPr>
+          <w:rFonts w:ascii="Poppins" w:hAnsi="Poppins" w:cs="Poppins"/>
+        </w:rPr>
+        <w:t xml:space="preserve"> </w:t>
+      </w:r>
+      <w:r>
+        <w:rPr>
+          <w:rFonts w:ascii="Poppins" w:hAnsi="Poppins" w:cs="Poppins"/>
+        </w:rPr>
+        <w:t>in Indigenous territories:</w:t>
       </w:r>
     </w:p>
     <w:p>
@@ -1672,6 +1713,7 @@
         <w:rPr>
           <w:rFonts w:ascii="Poppins" w:hAnsi="Poppins" w:cs="Poppins"/>
         </w:rPr>
+        <w:lastRenderedPageBreak/>
         <w:t>Consultation standards have been significantly elevated</w:t>
       </w:r>
     </w:p>
@@ -1690,7 +1732,6 @@
         <w:rPr>
           <w:rFonts w:ascii="Poppins" w:hAnsi="Poppins" w:cs="Poppins"/>
         </w:rPr>
-        <w:lastRenderedPageBreak/>
         <w:t>Traditional regulatory approaches are no longer sufficient</w:t>
       </w:r>
     </w:p>
@@ -1887,25 +1928,14 @@
           <w:rFonts w:ascii="Poppins" w:hAnsi="Poppins" w:cs="Poppins"/>
           <w:b/>
           <w:bCs/>
-          <w:u w:val="single"/>
         </w:rPr>
         <w:t>Traditional Law Recognition</w:t>
       </w:r>
       <w:r>
         <w:rPr>
           <w:rFonts w:ascii="Poppins" w:hAnsi="Poppins" w:cs="Poppins"/>
-          <w:u w:val="single"/>
-        </w:rPr>
-        <w:t xml:space="preserve"> </w:t>
-      </w:r>
-      <w:r>
-        <w:rPr>
-          <w:rFonts w:ascii="Poppins" w:hAnsi="Poppins" w:cs="Poppins"/>
-          <w:i/>
-          <w:iCs/>
-          <w:u w:val="single"/>
-        </w:rPr>
-        <w:t>Engagement strategies must acknowledge and respect Indigenous legal frameworks, governance structures, and decision-making processes.</w:t>
+        </w:rPr>
+        <w:t xml:space="preserve"> Engagement strategies must acknowledge and respect Indigenous legal frameworks, governance structures, and decision-making processes.</w:t>
       </w:r>
     </w:p>
     <w:p>
@@ -3024,6 +3054,7 @@
       <w:bookmarkEnd w:id="18"/>
     </w:p>
     <w:sectPr>
+      <w:footerReference w:type="default" r:id="rId16"/>
       <w:pgSz w:w="12240" w:h="15840"/>
       <w:pgMar w:top="1440" w:right="1440" w:bottom="1440" w:left="1440" w:header="720" w:footer="720" w:gutter="0"/>
       <w:cols w:space="720"/>
@@ -3055,6 +3086,59 @@
     </w:p>
   </w:endnote>
 </w:endnotes>
+</file>
+
+<file path=word/footer1.xml><?xml version="1.0" encoding="utf-8"?>
+<w:ftr xmlns:wpc="http://schemas.microsoft.com/office/word/2010/wordprocessingCanvas" xmlns:cx="http://schemas.microsoft.com/office/drawing/2014/chartex" xmlns:cx1="http://schemas.microsoft.com/office/drawing/2015/9/8/chartex" xmlns:cx2="http://schemas.microsoft.com/office/drawing/2015/10/21/chartex" xmlns:cx3="http://schemas.microsoft.com/office/drawing/2016/5/9/chartex" xmlns:cx4="http://schemas.microsoft.com/office/drawing/2016/5/10/chartex" xmlns:cx5="http://schemas.microsoft.com/office/drawing/2016/5/11/chartex" xmlns:cx6="http://schemas.microsoft.com/office/drawing/2016/5/12/chartex" xmlns:cx7="http://schemas.microsoft.com/office/drawing/2016/5/13/chartex" xmlns:cx8="http://schemas.microsoft.com/office/drawing/2016/5/14/chartex" xmlns:mc="http://schemas.openxmlformats.org/markup-compatibility/2006" xmlns:aink="http://schemas.microsoft.com/office/drawing/2016/ink" xmlns:am3d="http://schemas.microsoft.com/office/drawing/2017/model3d" xmlns:o="urn:schemas-microsoft-com:office:office" xmlns:oel="http://schemas.microsoft.com/office/2019/extlst" xmlns:r="http://schemas.openxmlformats.org/officeDocument/2006/relationships" xmlns:m="http://schemas.openxmlformats.org/officeDocument/2006/math" xmlns:v="urn:schemas-microsoft-com:vml" xmlns:wp14="http://schemas.microsoft.com/office/word/2010/wordprocessingDrawing" xmlns:wp="http://schemas.openxmlformats.org/drawingml/2006/wordprocessingDrawing" xmlns:w10="urn:schemas-microsoft-com:office:word" xmlns:w="http://schemas.openxmlformats.org/wordprocessingml/2006/main" xmlns:w14="http://schemas.microsoft.com/office/word/2010/wordml" xmlns:w15="http://schemas.microsoft.com/office/word/2012/wordml" xmlns:w16cex="http://schemas.microsoft.com/office/word/2018/wordml/cex" xmlns:w16cid="http://schemas.microsoft.com/office/word/2016/wordml/cid" xmlns:w16="http://schemas.microsoft.com/office/word/2018/wordml" xmlns:w16du="http://schemas.microsoft.com/office/word/2023/wordml/word16du" xmlns:w16sdtdh="http://schemas.microsoft.com/office/word/2020/wordml/sdtdatahash" xmlns:w16sdtfl="http://schemas.microsoft.com/office/word/2024/wordml/sdtformatlock" xmlns:w16se="http://schemas.microsoft.com/office/word/2015/wordml/symex" xmlns:wpg="http://schemas.microsoft.com/office/word/2010/wordprocessingGroup" xmlns:wpi="http://schemas.microsoft.com/office/word/2010/wordprocessingInk" xmlns:wne="http://schemas.microsoft.com/office/word/2006/wordml" xmlns:wps="http://schemas.microsoft.com/office/word/2010/wordprocessingShape" mc:Ignorable="w14 w15 w16se w16cid w16 w16cex w16sdtdh w16sdtfl w16du wp14">
+  <w:sdt>
+    <w:sdtPr>
+      <w:id w:val="1109858946"/>
+      <w:docPartObj>
+        <w:docPartGallery w:val="Page Numbers (Bottom of Page)"/>
+        <w:docPartUnique/>
+      </w:docPartObj>
+    </w:sdtPr>
+    <w:sdtEndPr>
+      <w:rPr>
+        <w:noProof/>
+      </w:rPr>
+    </w:sdtEndPr>
+    <w:sdtContent>
+      <w:p>
+        <w:pPr>
+          <w:pStyle w:val="Footer"/>
+          <w:jc w:val="center"/>
+        </w:pPr>
+        <w:r>
+          <w:fldChar w:fldCharType="begin"/>
+        </w:r>
+        <w:r>
+          <w:instrText xml:space="preserve"> PAGE   \* MERGEFORMAT </w:instrText>
+        </w:r>
+        <w:r>
+          <w:fldChar w:fldCharType="separate"/>
+        </w:r>
+        <w:r>
+          <w:rPr>
+            <w:noProof/>
+          </w:rPr>
+          <w:t>2</w:t>
+        </w:r>
+        <w:r>
+          <w:rPr>
+            <w:noProof/>
+          </w:rPr>
+          <w:fldChar w:fldCharType="end"/>
+        </w:r>
+      </w:p>
+    </w:sdtContent>
+  </w:sdt>
+  <w:p>
+    <w:pPr>
+      <w:pStyle w:val="Footer"/>
+    </w:pPr>
+  </w:p>
+</w:ftr>
 </file>
 
 <file path=word/footnotes.xml><?xml version="1.0" encoding="utf-8"?>
@@ -3510,6 +3594,7 @@
     </w:pPrDefault>
   </w:docDefaults>
   <w:latentStyles w:defLockedState="0" w:defUIPriority="0" w:defSemiHidden="0" w:defUnhideWhenUsed="0" w:defQFormat="0" w:count="376">
+    <w:lsdException w:name="footer" w:uiPriority="99"/>
     <w:lsdException w:name="Normal Table" w:semiHidden="1" w:unhideWhenUsed="1"/>
     <w:lsdException w:name="Table Simple 1" w:semiHidden="1" w:unhideWhenUsed="1"/>
     <w:lsdException w:name="Table Simple 2" w:semiHidden="1" w:unhideWhenUsed="1"/>
@@ -4533,6 +4618,46 @@
     <w:basedOn w:val="DefaultParagraphFont"/>
     <w:link w:val="BodyText"/>
     <w:rsid w:val="003244D8"/>
+  </w:style>
+  <w:style w:type="paragraph" w:styleId="Header">
+    <w:name w:val="header"/>
+    <w:basedOn w:val="Normal"/>
+    <w:link w:val="HeaderChar"/>
+    <w:rsid w:val="006E59EC"/>
+    <w:pPr>
+      <w:tabs>
+        <w:tab w:val="center" w:pos="4680"/>
+        <w:tab w:val="right" w:pos="9360"/>
+      </w:tabs>
+      <w:spacing w:after="0"/>
+    </w:pPr>
+  </w:style>
+  <w:style w:type="character" w:customStyle="1" w:styleId="HeaderChar">
+    <w:name w:val="Header Char"/>
+    <w:basedOn w:val="DefaultParagraphFont"/>
+    <w:link w:val="Header"/>
+    <w:rsid w:val="006E59EC"/>
+  </w:style>
+  <w:style w:type="paragraph" w:styleId="Footer">
+    <w:name w:val="footer"/>
+    <w:basedOn w:val="Normal"/>
+    <w:link w:val="FooterChar"/>
+    <w:uiPriority w:val="99"/>
+    <w:rsid w:val="006E59EC"/>
+    <w:pPr>
+      <w:tabs>
+        <w:tab w:val="center" w:pos="4680"/>
+        <w:tab w:val="right" w:pos="9360"/>
+      </w:tabs>
+      <w:spacing w:after="0"/>
+    </w:pPr>
+  </w:style>
+  <w:style w:type="character" w:customStyle="1" w:styleId="FooterChar">
+    <w:name w:val="Footer Char"/>
+    <w:basedOn w:val="DefaultParagraphFont"/>
+    <w:link w:val="Footer"/>
+    <w:uiPriority w:val="99"/>
+    <w:rsid w:val="006E59EC"/>
   </w:style>
 </w:styles>
 </file>
